--- a/sales_report_extraction/Sales Report Pipeline - Flow Diagram (Technical).docx
+++ b/sales_report_extraction/Sales Report Pipeline - Flow Diagram (Technical).docx
@@ -1927,9 +1927,9 @@
     </w:p>
     <w:p>
       <w:pPr>
+        <w:shd w:val="clear" w:fill="F4F4F4"/>
         <w:spacing w:after="200"/>
         <w:ind w:left="283"/>
-        <w:shd w:val="clear" w:fill="F4F4F4"/>
       </w:pPr>
       <w:r>
         <w:rPr>
@@ -2400,9 +2400,9 @@
     </w:p>
     <w:p>
       <w:pPr>
+        <w:shd w:val="clear" w:fill="F4F4F4"/>
         <w:spacing w:after="200"/>
         <w:ind w:left="283"/>
-        <w:shd w:val="clear" w:fill="F4F4F4"/>
       </w:pPr>
       <w:r>
         <w:rPr>
@@ -2494,9 +2494,9 @@
     </w:p>
     <w:p>
       <w:pPr>
+        <w:shd w:val="clear" w:fill="F4F4F4"/>
         <w:spacing w:after="200"/>
         <w:ind w:left="283"/>
-        <w:shd w:val="clear" w:fill="F4F4F4"/>
       </w:pPr>
       <w:r>
         <w:rPr>
@@ -2848,13 +2848,15 @@
       <w:tblPr>
         <w:tblW w:type="auto" w:w="0"/>
         <w:jc w:val="center"/>
+        <w:tblBorders>
+          <w:top w:val="single" w:sz="8" w:space="0" w:color="B85450"/>
+          <w:left w:val="single" w:sz="8" w:space="0" w:color="B85450"/>
+          <w:bottom w:val="single" w:sz="8" w:space="0" w:color="B85450"/>
+          <w:right w:val="single" w:sz="8" w:space="0" w:color="B85450"/>
+          <w:insideH w:val="single" w:sz="8" w:space="0" w:color="B85450"/>
+          <w:insideV w:val="single" w:sz="8" w:space="0" w:color="B85450"/>
+        </w:tblBorders>
         <w:tblLook w:firstColumn="1" w:firstRow="1" w:lastColumn="0" w:lastRow="0" w:noHBand="0" w:noVBand="1" w:val="04A0"/>
-        <w:tblBorders>
-          <w:top w:val="single" w:sz="8" w:color="B85450"/>
-          <w:left w:val="single" w:sz="8" w:color="B85450"/>
-          <w:bottom w:val="single" w:sz="8" w:color="B85450"/>
-          <w:right w:val="single" w:sz="8" w:color="B85450"/>
-        </w:tblBorders>
       </w:tblPr>
       <w:tblGrid>
         <w:gridCol w:w="9835"/>
@@ -6459,9 +6461,9 @@
     </w:p>
     <w:p>
       <w:pPr>
+        <w:shd w:val="clear" w:fill="F4F4F4"/>
         <w:spacing w:after="200"/>
         <w:ind w:left="283"/>
-        <w:shd w:val="clear" w:fill="F4F4F4"/>
       </w:pPr>
       <w:r>
         <w:rPr>
@@ -6730,9 +6732,9 @@
     </w:p>
     <w:p>
       <w:pPr>
+        <w:shd w:val="clear" w:fill="F4F4F4"/>
         <w:spacing w:after="200"/>
         <w:ind w:left="283"/>
-        <w:shd w:val="clear" w:fill="F4F4F4"/>
       </w:pPr>
       <w:r>
         <w:rPr>
@@ -7370,13 +7372,15 @@
       <w:tblPr>
         <w:tblW w:type="auto" w:w="0"/>
         <w:jc w:val="center"/>
+        <w:tblBorders>
+          <w:top w:val="single" w:sz="8" w:space="0" w:color="B85450"/>
+          <w:left w:val="single" w:sz="8" w:space="0" w:color="B85450"/>
+          <w:bottom w:val="single" w:sz="8" w:space="0" w:color="B85450"/>
+          <w:right w:val="single" w:sz="8" w:space="0" w:color="B85450"/>
+          <w:insideH w:val="single" w:sz="8" w:space="0" w:color="B85450"/>
+          <w:insideV w:val="single" w:sz="8" w:space="0" w:color="B85450"/>
+        </w:tblBorders>
         <w:tblLook w:firstColumn="1" w:firstRow="1" w:lastColumn="0" w:lastRow="0" w:noHBand="0" w:noVBand="1" w:val="04A0"/>
-        <w:tblBorders>
-          <w:top w:val="single" w:sz="8" w:color="B85450"/>
-          <w:left w:val="single" w:sz="8" w:color="B85450"/>
-          <w:bottom w:val="single" w:sz="8" w:color="B85450"/>
-          <w:right w:val="single" w:sz="8" w:color="B85450"/>
-        </w:tblBorders>
       </w:tblPr>
       <w:tblGrid>
         <w:gridCol w:w="9835"/>
